--- a/eng/docx/015.content.docx
+++ b/eng/docx/015.content.docx
@@ -418,7 +418,19 @@
         <w:rPr>
           <w:lang w:val="en_US" w:bidi="en_US"/>
         </w:rPr>
-        <w:t>(See: How to Translate Unknowns)</w:t>
+        <w:t xml:space="preserve">(See: </w:t>
+      </w:r>
+      <w:r>
+        <w:rPr>
+          <w:lang w:val="en_US" w:bidi="en_US"/>
+        </w:rPr>
+        <w:t>How to Translate Unknowns</w:t>
+      </w:r>
+      <w:r>
+        <w:rPr>
+          <w:lang w:val="en_US" w:bidi="en_US"/>
+        </w:rPr>
+        <w:t>)</w:t>
       </w:r>
       <w:r>
         <w:rPr>
@@ -1767,7 +1779,19 @@
         <w:rPr>
           <w:lang w:val="en_US" w:bidi="en_US"/>
         </w:rPr>
-        <w:t>(Translation suggestions: Translate Names)</w:t>
+        <w:t xml:space="preserve">(Translation suggestions: </w:t>
+      </w:r>
+      <w:r>
+        <w:rPr>
+          <w:lang w:val="en_US" w:bidi="en_US"/>
+        </w:rPr>
+        <w:t>Translate Names</w:t>
+      </w:r>
+      <w:r>
+        <w:rPr>
+          <w:lang w:val="en_US" w:bidi="en_US"/>
+        </w:rPr>
+        <w:t>)</w:t>
       </w:r>
       <w:r>
         <w:rPr>
@@ -2225,7 +2249,19 @@
         <w:rPr>
           <w:lang w:val="en_US" w:bidi="en_US"/>
         </w:rPr>
-        <w:t>(Translation suggestions: How to Translate Names)</w:t>
+        <w:t xml:space="preserve">(Translation suggestions: </w:t>
+      </w:r>
+      <w:r>
+        <w:rPr>
+          <w:lang w:val="en_US" w:bidi="en_US"/>
+        </w:rPr>
+        <w:t>How to Translate Names</w:t>
+      </w:r>
+      <w:r>
+        <w:rPr>
+          <w:lang w:val="en_US" w:bidi="en_US"/>
+        </w:rPr>
+        <w:t>)</w:t>
       </w:r>
       <w:r>
         <w:rPr>
@@ -3339,7 +3375,19 @@
         <w:rPr>
           <w:lang w:val="en_US" w:bidi="en_US"/>
         </w:rPr>
-        <w:t>(Translation suggestions: How to Translate Names)</w:t>
+        <w:t xml:space="preserve">(Translation suggestions: </w:t>
+      </w:r>
+      <w:r>
+        <w:rPr>
+          <w:lang w:val="en_US" w:bidi="en_US"/>
+        </w:rPr>
+        <w:t>How to Translate Names</w:t>
+      </w:r>
+      <w:r>
+        <w:rPr>
+          <w:lang w:val="en_US" w:bidi="en_US"/>
+        </w:rPr>
+        <w:t>)</w:t>
       </w:r>
       <w:r>
         <w:rPr>
